--- a/Documents/IMP - Zadání.docx
+++ b/Documents/IMP - Zadání.docx
@@ -1,6 +1,6 @@
 
 <file path=word/document.xml><?xml version="1.0" encoding="utf-8"?>
-<w:document xmlns:wpc="http://schemas.microsoft.com/office/word/2010/wordprocessingCanvas" xmlns:cx="http://schemas.microsoft.com/office/drawing/2014/chartex" xmlns:cx1="http://schemas.microsoft.com/office/drawing/2015/9/8/chartex" xmlns:cx2="http://schemas.microsoft.com/office/drawing/2015/10/21/chartex" xmlns:cx3="http://schemas.microsoft.com/office/drawing/2016/5/9/chartex" xmlns:cx4="http://schemas.microsoft.com/office/drawing/2016/5/10/chartex" xmlns:cx5="http://schemas.microsoft.com/office/drawing/2016/5/11/chartex" xmlns:cx6="http://schemas.microsoft.com/office/drawing/2016/5/12/chartex" xmlns:cx7="http://schemas.microsoft.com/office/drawing/2016/5/13/chartex" xmlns:cx8="http://schemas.microsoft.com/office/drawing/2016/5/14/chartex" xmlns:mc="http://schemas.openxmlformats.org/markup-compatibility/2006" xmlns:aink="http://schemas.microsoft.com/office/drawing/2016/ink" xmlns:am3d="http://schemas.microsoft.com/office/drawing/2017/model3d" xmlns:o="urn:schemas-microsoft-com:office:office" xmlns:oel="http://schemas.microsoft.com/office/2019/extlst" xmlns:r="http://schemas.openxmlformats.org/officeDocument/2006/relationships" xmlns:m="http://schemas.openxmlformats.org/officeDocument/2006/math" xmlns:v="urn:schemas-microsoft-com:vml" xmlns:wp14="http://schemas.microsoft.com/office/word/2010/wordprocessingDrawing" xmlns:wp="http://schemas.openxmlformats.org/drawingml/2006/wordprocessingDrawing" xmlns:w10="urn:schemas-microsoft-com:office:word" xmlns:w="http://schemas.openxmlformats.org/wordprocessingml/2006/main" xmlns:w14="http://schemas.microsoft.com/office/word/2010/wordml" xmlns:w15="http://schemas.microsoft.com/office/word/2012/wordml" xmlns:w16cex="http://schemas.microsoft.com/office/word/2018/wordml/cex" xmlns:w16cid="http://schemas.microsoft.com/office/word/2016/wordml/cid" xmlns:w16="http://schemas.microsoft.com/office/word/2018/wordml" xmlns:w16du="http://schemas.microsoft.com/office/word/2023/wordml/word16du" xmlns:w16sdtdh="http://schemas.microsoft.com/office/word/2020/wordml/sdtdatahash" xmlns:w16sdtfl="http://schemas.microsoft.com/office/word/2024/wordml/sdtformatlock" xmlns:w16se="http://schemas.microsoft.com/office/word/2015/wordml/symex" xmlns:wpg="http://schemas.microsoft.com/office/word/2010/wordprocessingGroup" xmlns:wpi="http://schemas.microsoft.com/office/word/2010/wordprocessingInk" xmlns:wne="http://schemas.microsoft.com/office/word/2006/wordml" xmlns:wps="http://schemas.microsoft.com/office/word/2010/wordprocessingShape" mc:Ignorable="w14 w15 w16se w16cid w16 w16cex w16sdtdh w16sdtfl w16du wp14">
+<w:document xmlns:wpc="http://schemas.microsoft.com/office/word/2010/wordprocessingCanvas" xmlns:cx="http://schemas.microsoft.com/office/drawing/2014/chartex" xmlns:cx1="http://schemas.microsoft.com/office/drawing/2015/9/8/chartex" xmlns:cx2="http://schemas.microsoft.com/office/drawing/2015/10/21/chartex" xmlns:cx3="http://schemas.microsoft.com/office/drawing/2016/5/9/chartex" xmlns:cx4="http://schemas.microsoft.com/office/drawing/2016/5/10/chartex" xmlns:cx5="http://schemas.microsoft.com/office/drawing/2016/5/11/chartex" xmlns:cx6="http://schemas.microsoft.com/office/drawing/2016/5/12/chartex" xmlns:cx7="http://schemas.microsoft.com/office/drawing/2016/5/13/chartex" xmlns:cx8="http://schemas.microsoft.com/office/drawing/2016/5/14/chartex" xmlns:mc="http://schemas.openxmlformats.org/markup-compatibility/2006" xmlns:aink="http://schemas.microsoft.com/office/drawing/2016/ink" xmlns:am3d="http://schemas.microsoft.com/office/drawing/2017/model3d" xmlns:o="urn:schemas-microsoft-com:office:office" xmlns:oel="http://schemas.microsoft.com/office/2019/extlst" xmlns:r="http://schemas.openxmlformats.org/officeDocument/2006/relationships" xmlns:m="http://schemas.openxmlformats.org/officeDocument/2006/math" xmlns:v="urn:schemas-microsoft-com:vml" xmlns:wp14="http://schemas.microsoft.com/office/word/2010/wordprocessingDrawing" xmlns:wp="http://schemas.openxmlformats.org/drawingml/2006/wordprocessingDrawing" xmlns:w10="urn:schemas-microsoft-com:office:word" xmlns:w="http://schemas.openxmlformats.org/wordprocessingml/2006/main" xmlns:w14="http://schemas.microsoft.com/office/word/2010/wordml" xmlns:w15="http://schemas.microsoft.com/office/word/2012/wordml" xmlns:w16cex="http://schemas.microsoft.com/office/word/2018/wordml/cex" xmlns:w16cid="http://schemas.microsoft.com/office/word/2016/wordml/cid" xmlns:w16="http://schemas.microsoft.com/office/word/2018/wordml" xmlns:w16sdtdh="http://schemas.microsoft.com/office/word/2020/wordml/sdtdatahash" xmlns:w16se="http://schemas.microsoft.com/office/word/2015/wordml/symex" xmlns:wpg="http://schemas.microsoft.com/office/word/2010/wordprocessingGroup" xmlns:wpi="http://schemas.microsoft.com/office/word/2010/wordprocessingInk" xmlns:wne="http://schemas.microsoft.com/office/word/2006/wordml" xmlns:wps="http://schemas.microsoft.com/office/word/2010/wordprocessingShape" mc:Ignorable="w14 w15 w16se w16cid w16 w16cex w16sdtdh wp14">
   <w:body>
     <w:p>
       <w:pPr>
@@ -484,7 +484,13 @@
         <w:pStyle w:val="Odstavecseseznamem"/>
       </w:pPr>
       <w:r>
-        <w:t>dopravní značky omezující rychlost, upravující přednost v jízdě, návěstní před železničním přejezdem</w:t>
+        <w:t xml:space="preserve">dopravní značky omezující rychlost, upravující přednost v jízdě, návěstní </w:t>
+      </w:r>
+      <w:r>
+        <w:t xml:space="preserve">desky </w:t>
+      </w:r>
+      <w:r>
+        <w:t>před železničním přejezdem</w:t>
       </w:r>
       <w:r>
         <w:t xml:space="preserve">, </w:t>
@@ -1420,14 +1426,14 @@
       <w:bookmarkEnd w:id="1"/>
     </w:p>
     <w:sectPr>
-      <w:headerReference w:type="even" r:id="rId11"/>
-      <w:headerReference w:type="default" r:id="rId12"/>
-      <w:footerReference w:type="even" r:id="rId13"/>
-      <w:footerReference w:type="default" r:id="rId14"/>
-      <w:headerReference w:type="first" r:id="rId15"/>
-      <w:footerReference w:type="first" r:id="rId16"/>
+      <w:headerReference w:type="even" r:id="rId10"/>
+      <w:headerReference w:type="default" r:id="rId11"/>
+      <w:footerReference w:type="even" r:id="rId12"/>
+      <w:footerReference w:type="default" r:id="rId13"/>
+      <w:headerReference w:type="first" r:id="rId14"/>
+      <w:footerReference w:type="first" r:id="rId15"/>
       <w:pgSz w:w="11906" w:h="16838"/>
-      <w:pgMar w:top="0" w:right="1134" w:bottom="1134" w:left="2268" w:header="709" w:footer="709" w:gutter="0"/>
+      <w:pgMar w:top="1418" w:right="1134" w:bottom="1134" w:left="2268" w:header="709" w:footer="709" w:gutter="0"/>
       <w:cols w:space="708"/>
       <w:docGrid w:linePitch="360"/>
     </w:sectPr>
@@ -1436,7 +1442,7 @@
 </file>
 
 <file path=word/endnotes.xml><?xml version="1.0" encoding="utf-8"?>
-<w:endnotes xmlns:wpc="http://schemas.microsoft.com/office/word/2010/wordprocessingCanvas" xmlns:cx="http://schemas.microsoft.com/office/drawing/2014/chartex" xmlns:cx1="http://schemas.microsoft.com/office/drawing/2015/9/8/chartex" xmlns:cx2="http://schemas.microsoft.com/office/drawing/2015/10/21/chartex" xmlns:cx3="http://schemas.microsoft.com/office/drawing/2016/5/9/chartex" xmlns:cx4="http://schemas.microsoft.com/office/drawing/2016/5/10/chartex" xmlns:cx5="http://schemas.microsoft.com/office/drawing/2016/5/11/chartex" xmlns:cx6="http://schemas.microsoft.com/office/drawing/2016/5/12/chartex" xmlns:cx7="http://schemas.microsoft.com/office/drawing/2016/5/13/chartex" xmlns:cx8="http://schemas.microsoft.com/office/drawing/2016/5/14/chartex" xmlns:mc="http://schemas.openxmlformats.org/markup-compatibility/2006" xmlns:aink="http://schemas.microsoft.com/office/drawing/2016/ink" xmlns:am3d="http://schemas.microsoft.com/office/drawing/2017/model3d" xmlns:o="urn:schemas-microsoft-com:office:office" xmlns:oel="http://schemas.microsoft.com/office/2019/extlst" xmlns:r="http://schemas.openxmlformats.org/officeDocument/2006/relationships" xmlns:m="http://schemas.openxmlformats.org/officeDocument/2006/math" xmlns:v="urn:schemas-microsoft-com:vml" xmlns:wp14="http://schemas.microsoft.com/office/word/2010/wordprocessingDrawing" xmlns:wp="http://schemas.openxmlformats.org/drawingml/2006/wordprocessingDrawing" xmlns:w10="urn:schemas-microsoft-com:office:word" xmlns:w="http://schemas.openxmlformats.org/wordprocessingml/2006/main" xmlns:w14="http://schemas.microsoft.com/office/word/2010/wordml" xmlns:w15="http://schemas.microsoft.com/office/word/2012/wordml" xmlns:w16cex="http://schemas.microsoft.com/office/word/2018/wordml/cex" xmlns:w16cid="http://schemas.microsoft.com/office/word/2016/wordml/cid" xmlns:w16="http://schemas.microsoft.com/office/word/2018/wordml" xmlns:w16du="http://schemas.microsoft.com/office/word/2023/wordml/word16du" xmlns:w16sdtdh="http://schemas.microsoft.com/office/word/2020/wordml/sdtdatahash" xmlns:w16sdtfl="http://schemas.microsoft.com/office/word/2024/wordml/sdtformatlock" xmlns:w16se="http://schemas.microsoft.com/office/word/2015/wordml/symex" xmlns:wpg="http://schemas.microsoft.com/office/word/2010/wordprocessingGroup" xmlns:wpi="http://schemas.microsoft.com/office/word/2010/wordprocessingInk" xmlns:wne="http://schemas.microsoft.com/office/word/2006/wordml" xmlns:wps="http://schemas.microsoft.com/office/word/2010/wordprocessingShape" mc:Ignorable="w14 w15 w16se w16cid w16 w16cex w16sdtdh w16sdtfl w16du wp14">
+<w:endnotes xmlns:wpc="http://schemas.microsoft.com/office/word/2010/wordprocessingCanvas" xmlns:cx="http://schemas.microsoft.com/office/drawing/2014/chartex" xmlns:cx1="http://schemas.microsoft.com/office/drawing/2015/9/8/chartex" xmlns:cx2="http://schemas.microsoft.com/office/drawing/2015/10/21/chartex" xmlns:cx3="http://schemas.microsoft.com/office/drawing/2016/5/9/chartex" xmlns:cx4="http://schemas.microsoft.com/office/drawing/2016/5/10/chartex" xmlns:cx5="http://schemas.microsoft.com/office/drawing/2016/5/11/chartex" xmlns:cx6="http://schemas.microsoft.com/office/drawing/2016/5/12/chartex" xmlns:cx7="http://schemas.microsoft.com/office/drawing/2016/5/13/chartex" xmlns:cx8="http://schemas.microsoft.com/office/drawing/2016/5/14/chartex" xmlns:mc="http://schemas.openxmlformats.org/markup-compatibility/2006" xmlns:aink="http://schemas.microsoft.com/office/drawing/2016/ink" xmlns:am3d="http://schemas.microsoft.com/office/drawing/2017/model3d" xmlns:o="urn:schemas-microsoft-com:office:office" xmlns:oel="http://schemas.microsoft.com/office/2019/extlst" xmlns:r="http://schemas.openxmlformats.org/officeDocument/2006/relationships" xmlns:m="http://schemas.openxmlformats.org/officeDocument/2006/math" xmlns:v="urn:schemas-microsoft-com:vml" xmlns:wp14="http://schemas.microsoft.com/office/word/2010/wordprocessingDrawing" xmlns:wp="http://schemas.openxmlformats.org/drawingml/2006/wordprocessingDrawing" xmlns:w10="urn:schemas-microsoft-com:office:word" xmlns:w="http://schemas.openxmlformats.org/wordprocessingml/2006/main" xmlns:w14="http://schemas.microsoft.com/office/word/2010/wordml" xmlns:w15="http://schemas.microsoft.com/office/word/2012/wordml" xmlns:w16cex="http://schemas.microsoft.com/office/word/2018/wordml/cex" xmlns:w16cid="http://schemas.microsoft.com/office/word/2016/wordml/cid" xmlns:w16="http://schemas.microsoft.com/office/word/2018/wordml" xmlns:w16sdtdh="http://schemas.microsoft.com/office/word/2020/wordml/sdtdatahash" xmlns:w16se="http://schemas.microsoft.com/office/word/2015/wordml/symex" xmlns:wpg="http://schemas.microsoft.com/office/word/2010/wordprocessingGroup" xmlns:wpi="http://schemas.microsoft.com/office/word/2010/wordprocessingInk" xmlns:wne="http://schemas.microsoft.com/office/word/2006/wordml" xmlns:wps="http://schemas.microsoft.com/office/word/2010/wordprocessingShape" mc:Ignorable="w14 w15 w16se w16cid w16 w16cex w16sdtdh wp14">
   <w:endnote w:type="separator" w:id="-1">
     <w:p>
       <w:r>
@@ -1455,7 +1461,7 @@
 </file>
 
 <file path=word/footer1.xml><?xml version="1.0" encoding="utf-8"?>
-<w:ftr xmlns:wpc="http://schemas.microsoft.com/office/word/2010/wordprocessingCanvas" xmlns:cx="http://schemas.microsoft.com/office/drawing/2014/chartex" xmlns:cx1="http://schemas.microsoft.com/office/drawing/2015/9/8/chartex" xmlns:cx2="http://schemas.microsoft.com/office/drawing/2015/10/21/chartex" xmlns:cx3="http://schemas.microsoft.com/office/drawing/2016/5/9/chartex" xmlns:cx4="http://schemas.microsoft.com/office/drawing/2016/5/10/chartex" xmlns:cx5="http://schemas.microsoft.com/office/drawing/2016/5/11/chartex" xmlns:cx6="http://schemas.microsoft.com/office/drawing/2016/5/12/chartex" xmlns:cx7="http://schemas.microsoft.com/office/drawing/2016/5/13/chartex" xmlns:cx8="http://schemas.microsoft.com/office/drawing/2016/5/14/chartex" xmlns:mc="http://schemas.openxmlformats.org/markup-compatibility/2006" xmlns:aink="http://schemas.microsoft.com/office/drawing/2016/ink" xmlns:am3d="http://schemas.microsoft.com/office/drawing/2017/model3d" xmlns:o="urn:schemas-microsoft-com:office:office" xmlns:oel="http://schemas.microsoft.com/office/2019/extlst" xmlns:r="http://schemas.openxmlformats.org/officeDocument/2006/relationships" xmlns:m="http://schemas.openxmlformats.org/officeDocument/2006/math" xmlns:v="urn:schemas-microsoft-com:vml" xmlns:wp14="http://schemas.microsoft.com/office/word/2010/wordprocessingDrawing" xmlns:wp="http://schemas.openxmlformats.org/drawingml/2006/wordprocessingDrawing" xmlns:w10="urn:schemas-microsoft-com:office:word" xmlns:w="http://schemas.openxmlformats.org/wordprocessingml/2006/main" xmlns:w14="http://schemas.microsoft.com/office/word/2010/wordml" xmlns:w15="http://schemas.microsoft.com/office/word/2012/wordml" xmlns:w16cex="http://schemas.microsoft.com/office/word/2018/wordml/cex" xmlns:w16cid="http://schemas.microsoft.com/office/word/2016/wordml/cid" xmlns:w16="http://schemas.microsoft.com/office/word/2018/wordml" xmlns:w16du="http://schemas.microsoft.com/office/word/2023/wordml/word16du" xmlns:w16sdtdh="http://schemas.microsoft.com/office/word/2020/wordml/sdtdatahash" xmlns:w16sdtfl="http://schemas.microsoft.com/office/word/2024/wordml/sdtformatlock" xmlns:w16se="http://schemas.microsoft.com/office/word/2015/wordml/symex" xmlns:wpg="http://schemas.microsoft.com/office/word/2010/wordprocessingGroup" xmlns:wpi="http://schemas.microsoft.com/office/word/2010/wordprocessingInk" xmlns:wne="http://schemas.microsoft.com/office/word/2006/wordml" xmlns:wps="http://schemas.microsoft.com/office/word/2010/wordprocessingShape" mc:Ignorable="w14 w15 w16se w16cid w16 w16cex w16sdtdh w16sdtfl w16du wp14">
+<w:ftr xmlns:wpc="http://schemas.microsoft.com/office/word/2010/wordprocessingCanvas" xmlns:cx="http://schemas.microsoft.com/office/drawing/2014/chartex" xmlns:cx1="http://schemas.microsoft.com/office/drawing/2015/9/8/chartex" xmlns:cx2="http://schemas.microsoft.com/office/drawing/2015/10/21/chartex" xmlns:cx3="http://schemas.microsoft.com/office/drawing/2016/5/9/chartex" xmlns:cx4="http://schemas.microsoft.com/office/drawing/2016/5/10/chartex" xmlns:cx5="http://schemas.microsoft.com/office/drawing/2016/5/11/chartex" xmlns:cx6="http://schemas.microsoft.com/office/drawing/2016/5/12/chartex" xmlns:cx7="http://schemas.microsoft.com/office/drawing/2016/5/13/chartex" xmlns:cx8="http://schemas.microsoft.com/office/drawing/2016/5/14/chartex" xmlns:mc="http://schemas.openxmlformats.org/markup-compatibility/2006" xmlns:aink="http://schemas.microsoft.com/office/drawing/2016/ink" xmlns:am3d="http://schemas.microsoft.com/office/drawing/2017/model3d" xmlns:o="urn:schemas-microsoft-com:office:office" xmlns:oel="http://schemas.microsoft.com/office/2019/extlst" xmlns:r="http://schemas.openxmlformats.org/officeDocument/2006/relationships" xmlns:m="http://schemas.openxmlformats.org/officeDocument/2006/math" xmlns:v="urn:schemas-microsoft-com:vml" xmlns:wp14="http://schemas.microsoft.com/office/word/2010/wordprocessingDrawing" xmlns:wp="http://schemas.openxmlformats.org/drawingml/2006/wordprocessingDrawing" xmlns:w10="urn:schemas-microsoft-com:office:word" xmlns:w="http://schemas.openxmlformats.org/wordprocessingml/2006/main" xmlns:w14="http://schemas.microsoft.com/office/word/2010/wordml" xmlns:w15="http://schemas.microsoft.com/office/word/2012/wordml" xmlns:w16cex="http://schemas.microsoft.com/office/word/2018/wordml/cex" xmlns:w16cid="http://schemas.microsoft.com/office/word/2016/wordml/cid" xmlns:w16="http://schemas.microsoft.com/office/word/2018/wordml" xmlns:w16sdtdh="http://schemas.microsoft.com/office/word/2020/wordml/sdtdatahash" xmlns:w16se="http://schemas.microsoft.com/office/word/2015/wordml/symex" xmlns:wpg="http://schemas.microsoft.com/office/word/2010/wordprocessingGroup" xmlns:wpi="http://schemas.microsoft.com/office/word/2010/wordprocessingInk" xmlns:wne="http://schemas.microsoft.com/office/word/2006/wordml" xmlns:wps="http://schemas.microsoft.com/office/word/2010/wordprocessingShape" mc:Ignorable="w14 w15 w16se w16cid w16 w16cex w16sdtdh wp14">
   <w:p>
     <w:pPr>
       <w:pStyle w:val="Zpat"/>
@@ -1465,7 +1471,7 @@
 </file>
 
 <file path=word/footer2.xml><?xml version="1.0" encoding="utf-8"?>
-<w:ftr xmlns:wpc="http://schemas.microsoft.com/office/word/2010/wordprocessingCanvas" xmlns:cx="http://schemas.microsoft.com/office/drawing/2014/chartex" xmlns:cx1="http://schemas.microsoft.com/office/drawing/2015/9/8/chartex" xmlns:cx2="http://schemas.microsoft.com/office/drawing/2015/10/21/chartex" xmlns:cx3="http://schemas.microsoft.com/office/drawing/2016/5/9/chartex" xmlns:cx4="http://schemas.microsoft.com/office/drawing/2016/5/10/chartex" xmlns:cx5="http://schemas.microsoft.com/office/drawing/2016/5/11/chartex" xmlns:cx6="http://schemas.microsoft.com/office/drawing/2016/5/12/chartex" xmlns:cx7="http://schemas.microsoft.com/office/drawing/2016/5/13/chartex" xmlns:cx8="http://schemas.microsoft.com/office/drawing/2016/5/14/chartex" xmlns:mc="http://schemas.openxmlformats.org/markup-compatibility/2006" xmlns:aink="http://schemas.microsoft.com/office/drawing/2016/ink" xmlns:am3d="http://schemas.microsoft.com/office/drawing/2017/model3d" xmlns:o="urn:schemas-microsoft-com:office:office" xmlns:oel="http://schemas.microsoft.com/office/2019/extlst" xmlns:r="http://schemas.openxmlformats.org/officeDocument/2006/relationships" xmlns:m="http://schemas.openxmlformats.org/officeDocument/2006/math" xmlns:v="urn:schemas-microsoft-com:vml" xmlns:wp14="http://schemas.microsoft.com/office/word/2010/wordprocessingDrawing" xmlns:wp="http://schemas.openxmlformats.org/drawingml/2006/wordprocessingDrawing" xmlns:w10="urn:schemas-microsoft-com:office:word" xmlns:w="http://schemas.openxmlformats.org/wordprocessingml/2006/main" xmlns:w14="http://schemas.microsoft.com/office/word/2010/wordml" xmlns:w15="http://schemas.microsoft.com/office/word/2012/wordml" xmlns:w16cex="http://schemas.microsoft.com/office/word/2018/wordml/cex" xmlns:w16cid="http://schemas.microsoft.com/office/word/2016/wordml/cid" xmlns:w16="http://schemas.microsoft.com/office/word/2018/wordml" xmlns:w16du="http://schemas.microsoft.com/office/word/2023/wordml/word16du" xmlns:w16sdtdh="http://schemas.microsoft.com/office/word/2020/wordml/sdtdatahash" xmlns:w16sdtfl="http://schemas.microsoft.com/office/word/2024/wordml/sdtformatlock" xmlns:w16se="http://schemas.microsoft.com/office/word/2015/wordml/symex" xmlns:wpg="http://schemas.microsoft.com/office/word/2010/wordprocessingGroup" xmlns:wpi="http://schemas.microsoft.com/office/word/2010/wordprocessingInk" xmlns:wne="http://schemas.microsoft.com/office/word/2006/wordml" xmlns:wps="http://schemas.microsoft.com/office/word/2010/wordprocessingShape" mc:Ignorable="w14 w15 w16se w16cid w16 w16cex w16sdtdh w16sdtfl w16du wp14">
+<w:ftr xmlns:wpc="http://schemas.microsoft.com/office/word/2010/wordprocessingCanvas" xmlns:cx="http://schemas.microsoft.com/office/drawing/2014/chartex" xmlns:cx1="http://schemas.microsoft.com/office/drawing/2015/9/8/chartex" xmlns:cx2="http://schemas.microsoft.com/office/drawing/2015/10/21/chartex" xmlns:cx3="http://schemas.microsoft.com/office/drawing/2016/5/9/chartex" xmlns:cx4="http://schemas.microsoft.com/office/drawing/2016/5/10/chartex" xmlns:cx5="http://schemas.microsoft.com/office/drawing/2016/5/11/chartex" xmlns:cx6="http://schemas.microsoft.com/office/drawing/2016/5/12/chartex" xmlns:cx7="http://schemas.microsoft.com/office/drawing/2016/5/13/chartex" xmlns:cx8="http://schemas.microsoft.com/office/drawing/2016/5/14/chartex" xmlns:mc="http://schemas.openxmlformats.org/markup-compatibility/2006" xmlns:aink="http://schemas.microsoft.com/office/drawing/2016/ink" xmlns:am3d="http://schemas.microsoft.com/office/drawing/2017/model3d" xmlns:o="urn:schemas-microsoft-com:office:office" xmlns:oel="http://schemas.microsoft.com/office/2019/extlst" xmlns:r="http://schemas.openxmlformats.org/officeDocument/2006/relationships" xmlns:m="http://schemas.openxmlformats.org/officeDocument/2006/math" xmlns:v="urn:schemas-microsoft-com:vml" xmlns:wp14="http://schemas.microsoft.com/office/word/2010/wordprocessingDrawing" xmlns:wp="http://schemas.openxmlformats.org/drawingml/2006/wordprocessingDrawing" xmlns:w10="urn:schemas-microsoft-com:office:word" xmlns:w="http://schemas.openxmlformats.org/wordprocessingml/2006/main" xmlns:w14="http://schemas.microsoft.com/office/word/2010/wordml" xmlns:w15="http://schemas.microsoft.com/office/word/2012/wordml" xmlns:w16cex="http://schemas.microsoft.com/office/word/2018/wordml/cex" xmlns:w16cid="http://schemas.microsoft.com/office/word/2016/wordml/cid" xmlns:w16="http://schemas.microsoft.com/office/word/2018/wordml" xmlns:w16sdtdh="http://schemas.microsoft.com/office/word/2020/wordml/sdtdatahash" xmlns:w16se="http://schemas.microsoft.com/office/word/2015/wordml/symex" xmlns:wpg="http://schemas.microsoft.com/office/word/2010/wordprocessingGroup" xmlns:wpi="http://schemas.microsoft.com/office/word/2010/wordprocessingInk" xmlns:wne="http://schemas.microsoft.com/office/word/2006/wordml" xmlns:wps="http://schemas.microsoft.com/office/word/2010/wordprocessingShape" mc:Ignorable="w14 w15 w16se w16cid w16 w16cex w16sdtdh wp14">
   <w:p>
     <w:pPr>
       <w:pStyle w:val="Zpat"/>
@@ -1475,7 +1481,7 @@
 </file>
 
 <file path=word/footer3.xml><?xml version="1.0" encoding="utf-8"?>
-<w:ftr xmlns:wpc="http://schemas.microsoft.com/office/word/2010/wordprocessingCanvas" xmlns:cx="http://schemas.microsoft.com/office/drawing/2014/chartex" xmlns:cx1="http://schemas.microsoft.com/office/drawing/2015/9/8/chartex" xmlns:cx2="http://schemas.microsoft.com/office/drawing/2015/10/21/chartex" xmlns:cx3="http://schemas.microsoft.com/office/drawing/2016/5/9/chartex" xmlns:cx4="http://schemas.microsoft.com/office/drawing/2016/5/10/chartex" xmlns:cx5="http://schemas.microsoft.com/office/drawing/2016/5/11/chartex" xmlns:cx6="http://schemas.microsoft.com/office/drawing/2016/5/12/chartex" xmlns:cx7="http://schemas.microsoft.com/office/drawing/2016/5/13/chartex" xmlns:cx8="http://schemas.microsoft.com/office/drawing/2016/5/14/chartex" xmlns:mc="http://schemas.openxmlformats.org/markup-compatibility/2006" xmlns:aink="http://schemas.microsoft.com/office/drawing/2016/ink" xmlns:am3d="http://schemas.microsoft.com/office/drawing/2017/model3d" xmlns:o="urn:schemas-microsoft-com:office:office" xmlns:oel="http://schemas.microsoft.com/office/2019/extlst" xmlns:r="http://schemas.openxmlformats.org/officeDocument/2006/relationships" xmlns:m="http://schemas.openxmlformats.org/officeDocument/2006/math" xmlns:v="urn:schemas-microsoft-com:vml" xmlns:wp14="http://schemas.microsoft.com/office/word/2010/wordprocessingDrawing" xmlns:wp="http://schemas.openxmlformats.org/drawingml/2006/wordprocessingDrawing" xmlns:w10="urn:schemas-microsoft-com:office:word" xmlns:w="http://schemas.openxmlformats.org/wordprocessingml/2006/main" xmlns:w14="http://schemas.microsoft.com/office/word/2010/wordml" xmlns:w15="http://schemas.microsoft.com/office/word/2012/wordml" xmlns:w16cex="http://schemas.microsoft.com/office/word/2018/wordml/cex" xmlns:w16cid="http://schemas.microsoft.com/office/word/2016/wordml/cid" xmlns:w16="http://schemas.microsoft.com/office/word/2018/wordml" xmlns:w16du="http://schemas.microsoft.com/office/word/2023/wordml/word16du" xmlns:w16sdtdh="http://schemas.microsoft.com/office/word/2020/wordml/sdtdatahash" xmlns:w16sdtfl="http://schemas.microsoft.com/office/word/2024/wordml/sdtformatlock" xmlns:w16se="http://schemas.microsoft.com/office/word/2015/wordml/symex" xmlns:wpg="http://schemas.microsoft.com/office/word/2010/wordprocessingGroup" xmlns:wpi="http://schemas.microsoft.com/office/word/2010/wordprocessingInk" xmlns:wne="http://schemas.microsoft.com/office/word/2006/wordml" xmlns:wps="http://schemas.microsoft.com/office/word/2010/wordprocessingShape" mc:Ignorable="w14 w15 w16se w16cid w16 w16cex w16sdtdh w16sdtfl w16du wp14">
+<w:ftr xmlns:wpc="http://schemas.microsoft.com/office/word/2010/wordprocessingCanvas" xmlns:cx="http://schemas.microsoft.com/office/drawing/2014/chartex" xmlns:cx1="http://schemas.microsoft.com/office/drawing/2015/9/8/chartex" xmlns:cx2="http://schemas.microsoft.com/office/drawing/2015/10/21/chartex" xmlns:cx3="http://schemas.microsoft.com/office/drawing/2016/5/9/chartex" xmlns:cx4="http://schemas.microsoft.com/office/drawing/2016/5/10/chartex" xmlns:cx5="http://schemas.microsoft.com/office/drawing/2016/5/11/chartex" xmlns:cx6="http://schemas.microsoft.com/office/drawing/2016/5/12/chartex" xmlns:cx7="http://schemas.microsoft.com/office/drawing/2016/5/13/chartex" xmlns:cx8="http://schemas.microsoft.com/office/drawing/2016/5/14/chartex" xmlns:mc="http://schemas.openxmlformats.org/markup-compatibility/2006" xmlns:aink="http://schemas.microsoft.com/office/drawing/2016/ink" xmlns:am3d="http://schemas.microsoft.com/office/drawing/2017/model3d" xmlns:o="urn:schemas-microsoft-com:office:office" xmlns:oel="http://schemas.microsoft.com/office/2019/extlst" xmlns:r="http://schemas.openxmlformats.org/officeDocument/2006/relationships" xmlns:m="http://schemas.openxmlformats.org/officeDocument/2006/math" xmlns:v="urn:schemas-microsoft-com:vml" xmlns:wp14="http://schemas.microsoft.com/office/word/2010/wordprocessingDrawing" xmlns:wp="http://schemas.openxmlformats.org/drawingml/2006/wordprocessingDrawing" xmlns:w10="urn:schemas-microsoft-com:office:word" xmlns:w="http://schemas.openxmlformats.org/wordprocessingml/2006/main" xmlns:w14="http://schemas.microsoft.com/office/word/2010/wordml" xmlns:w15="http://schemas.microsoft.com/office/word/2012/wordml" xmlns:w16cex="http://schemas.microsoft.com/office/word/2018/wordml/cex" xmlns:w16cid="http://schemas.microsoft.com/office/word/2016/wordml/cid" xmlns:w16="http://schemas.microsoft.com/office/word/2018/wordml" xmlns:w16sdtdh="http://schemas.microsoft.com/office/word/2020/wordml/sdtdatahash" xmlns:w16se="http://schemas.microsoft.com/office/word/2015/wordml/symex" xmlns:wpg="http://schemas.microsoft.com/office/word/2010/wordprocessingGroup" xmlns:wpi="http://schemas.microsoft.com/office/word/2010/wordprocessingInk" xmlns:wne="http://schemas.microsoft.com/office/word/2006/wordml" xmlns:wps="http://schemas.microsoft.com/office/word/2010/wordprocessingShape" mc:Ignorable="w14 w15 w16se w16cid w16 w16cex w16sdtdh wp14">
   <w:p>
     <w:pPr>
       <w:pStyle w:val="Zpat"/>
@@ -1485,7 +1491,7 @@
 </file>
 
 <file path=word/footnotes.xml><?xml version="1.0" encoding="utf-8"?>
-<w:footnotes xmlns:wpc="http://schemas.microsoft.com/office/word/2010/wordprocessingCanvas" xmlns:cx="http://schemas.microsoft.com/office/drawing/2014/chartex" xmlns:cx1="http://schemas.microsoft.com/office/drawing/2015/9/8/chartex" xmlns:cx2="http://schemas.microsoft.com/office/drawing/2015/10/21/chartex" xmlns:cx3="http://schemas.microsoft.com/office/drawing/2016/5/9/chartex" xmlns:cx4="http://schemas.microsoft.com/office/drawing/2016/5/10/chartex" xmlns:cx5="http://schemas.microsoft.com/office/drawing/2016/5/11/chartex" xmlns:cx6="http://schemas.microsoft.com/office/drawing/2016/5/12/chartex" xmlns:cx7="http://schemas.microsoft.com/office/drawing/2016/5/13/chartex" xmlns:cx8="http://schemas.microsoft.com/office/drawing/2016/5/14/chartex" xmlns:mc="http://schemas.openxmlformats.org/markup-compatibility/2006" xmlns:aink="http://schemas.microsoft.com/office/drawing/2016/ink" xmlns:am3d="http://schemas.microsoft.com/office/drawing/2017/model3d" xmlns:o="urn:schemas-microsoft-com:office:office" xmlns:oel="http://schemas.microsoft.com/office/2019/extlst" xmlns:r="http://schemas.openxmlformats.org/officeDocument/2006/relationships" xmlns:m="http://schemas.openxmlformats.org/officeDocument/2006/math" xmlns:v="urn:schemas-microsoft-com:vml" xmlns:wp14="http://schemas.microsoft.com/office/word/2010/wordprocessingDrawing" xmlns:wp="http://schemas.openxmlformats.org/drawingml/2006/wordprocessingDrawing" xmlns:w10="urn:schemas-microsoft-com:office:word" xmlns:w="http://schemas.openxmlformats.org/wordprocessingml/2006/main" xmlns:w14="http://schemas.microsoft.com/office/word/2010/wordml" xmlns:w15="http://schemas.microsoft.com/office/word/2012/wordml" xmlns:w16cex="http://schemas.microsoft.com/office/word/2018/wordml/cex" xmlns:w16cid="http://schemas.microsoft.com/office/word/2016/wordml/cid" xmlns:w16="http://schemas.microsoft.com/office/word/2018/wordml" xmlns:w16du="http://schemas.microsoft.com/office/word/2023/wordml/word16du" xmlns:w16sdtdh="http://schemas.microsoft.com/office/word/2020/wordml/sdtdatahash" xmlns:w16sdtfl="http://schemas.microsoft.com/office/word/2024/wordml/sdtformatlock" xmlns:w16se="http://schemas.microsoft.com/office/word/2015/wordml/symex" xmlns:wpg="http://schemas.microsoft.com/office/word/2010/wordprocessingGroup" xmlns:wpi="http://schemas.microsoft.com/office/word/2010/wordprocessingInk" xmlns:wne="http://schemas.microsoft.com/office/word/2006/wordml" xmlns:wps="http://schemas.microsoft.com/office/word/2010/wordprocessingShape" mc:Ignorable="w14 w15 w16se w16cid w16 w16cex w16sdtdh w16sdtfl w16du wp14">
+<w:footnotes xmlns:wpc="http://schemas.microsoft.com/office/word/2010/wordprocessingCanvas" xmlns:cx="http://schemas.microsoft.com/office/drawing/2014/chartex" xmlns:cx1="http://schemas.microsoft.com/office/drawing/2015/9/8/chartex" xmlns:cx2="http://schemas.microsoft.com/office/drawing/2015/10/21/chartex" xmlns:cx3="http://schemas.microsoft.com/office/drawing/2016/5/9/chartex" xmlns:cx4="http://schemas.microsoft.com/office/drawing/2016/5/10/chartex" xmlns:cx5="http://schemas.microsoft.com/office/drawing/2016/5/11/chartex" xmlns:cx6="http://schemas.microsoft.com/office/drawing/2016/5/12/chartex" xmlns:cx7="http://schemas.microsoft.com/office/drawing/2016/5/13/chartex" xmlns:cx8="http://schemas.microsoft.com/office/drawing/2016/5/14/chartex" xmlns:mc="http://schemas.openxmlformats.org/markup-compatibility/2006" xmlns:aink="http://schemas.microsoft.com/office/drawing/2016/ink" xmlns:am3d="http://schemas.microsoft.com/office/drawing/2017/model3d" xmlns:o="urn:schemas-microsoft-com:office:office" xmlns:oel="http://schemas.microsoft.com/office/2019/extlst" xmlns:r="http://schemas.openxmlformats.org/officeDocument/2006/relationships" xmlns:m="http://schemas.openxmlformats.org/officeDocument/2006/math" xmlns:v="urn:schemas-microsoft-com:vml" xmlns:wp14="http://schemas.microsoft.com/office/word/2010/wordprocessingDrawing" xmlns:wp="http://schemas.openxmlformats.org/drawingml/2006/wordprocessingDrawing" xmlns:w10="urn:schemas-microsoft-com:office:word" xmlns:w="http://schemas.openxmlformats.org/wordprocessingml/2006/main" xmlns:w14="http://schemas.microsoft.com/office/word/2010/wordml" xmlns:w15="http://schemas.microsoft.com/office/word/2012/wordml" xmlns:w16cex="http://schemas.microsoft.com/office/word/2018/wordml/cex" xmlns:w16cid="http://schemas.microsoft.com/office/word/2016/wordml/cid" xmlns:w16="http://schemas.microsoft.com/office/word/2018/wordml" xmlns:w16sdtdh="http://schemas.microsoft.com/office/word/2020/wordml/sdtdatahash" xmlns:w16se="http://schemas.microsoft.com/office/word/2015/wordml/symex" xmlns:wpg="http://schemas.microsoft.com/office/word/2010/wordprocessingGroup" xmlns:wpi="http://schemas.microsoft.com/office/word/2010/wordprocessingInk" xmlns:wne="http://schemas.microsoft.com/office/word/2006/wordml" xmlns:wps="http://schemas.microsoft.com/office/word/2010/wordprocessingShape" mc:Ignorable="w14 w15 w16se w16cid w16 w16cex w16sdtdh wp14">
   <w:footnote w:type="separator" w:id="-1">
     <w:p>
       <w:r>
@@ -1504,7 +1510,7 @@
 </file>
 
 <file path=word/header1.xml><?xml version="1.0" encoding="utf-8"?>
-<w:hdr xmlns:wpc="http://schemas.microsoft.com/office/word/2010/wordprocessingCanvas" xmlns:cx="http://schemas.microsoft.com/office/drawing/2014/chartex" xmlns:cx1="http://schemas.microsoft.com/office/drawing/2015/9/8/chartex" xmlns:cx2="http://schemas.microsoft.com/office/drawing/2015/10/21/chartex" xmlns:cx3="http://schemas.microsoft.com/office/drawing/2016/5/9/chartex" xmlns:cx4="http://schemas.microsoft.com/office/drawing/2016/5/10/chartex" xmlns:cx5="http://schemas.microsoft.com/office/drawing/2016/5/11/chartex" xmlns:cx6="http://schemas.microsoft.com/office/drawing/2016/5/12/chartex" xmlns:cx7="http://schemas.microsoft.com/office/drawing/2016/5/13/chartex" xmlns:cx8="http://schemas.microsoft.com/office/drawing/2016/5/14/chartex" xmlns:mc="http://schemas.openxmlformats.org/markup-compatibility/2006" xmlns:aink="http://schemas.microsoft.com/office/drawing/2016/ink" xmlns:am3d="http://schemas.microsoft.com/office/drawing/2017/model3d" xmlns:o="urn:schemas-microsoft-com:office:office" xmlns:oel="http://schemas.microsoft.com/office/2019/extlst" xmlns:r="http://schemas.openxmlformats.org/officeDocument/2006/relationships" xmlns:m="http://schemas.openxmlformats.org/officeDocument/2006/math" xmlns:v="urn:schemas-microsoft-com:vml" xmlns:wp14="http://schemas.microsoft.com/office/word/2010/wordprocessingDrawing" xmlns:wp="http://schemas.openxmlformats.org/drawingml/2006/wordprocessingDrawing" xmlns:w10="urn:schemas-microsoft-com:office:word" xmlns:w="http://schemas.openxmlformats.org/wordprocessingml/2006/main" xmlns:w14="http://schemas.microsoft.com/office/word/2010/wordml" xmlns:w15="http://schemas.microsoft.com/office/word/2012/wordml" xmlns:w16cex="http://schemas.microsoft.com/office/word/2018/wordml/cex" xmlns:w16cid="http://schemas.microsoft.com/office/word/2016/wordml/cid" xmlns:w16="http://schemas.microsoft.com/office/word/2018/wordml" xmlns:w16du="http://schemas.microsoft.com/office/word/2023/wordml/word16du" xmlns:w16sdtdh="http://schemas.microsoft.com/office/word/2020/wordml/sdtdatahash" xmlns:w16sdtfl="http://schemas.microsoft.com/office/word/2024/wordml/sdtformatlock" xmlns:w16se="http://schemas.microsoft.com/office/word/2015/wordml/symex" xmlns:wpg="http://schemas.microsoft.com/office/word/2010/wordprocessingGroup" xmlns:wpi="http://schemas.microsoft.com/office/word/2010/wordprocessingInk" xmlns:wne="http://schemas.microsoft.com/office/word/2006/wordml" xmlns:wps="http://schemas.microsoft.com/office/word/2010/wordprocessingShape" mc:Ignorable="w14 w15 w16se w16cid w16 w16cex w16sdtdh w16sdtfl w16du wp14">
+<w:hdr xmlns:wpc="http://schemas.microsoft.com/office/word/2010/wordprocessingCanvas" xmlns:cx="http://schemas.microsoft.com/office/drawing/2014/chartex" xmlns:cx1="http://schemas.microsoft.com/office/drawing/2015/9/8/chartex" xmlns:cx2="http://schemas.microsoft.com/office/drawing/2015/10/21/chartex" xmlns:cx3="http://schemas.microsoft.com/office/drawing/2016/5/9/chartex" xmlns:cx4="http://schemas.microsoft.com/office/drawing/2016/5/10/chartex" xmlns:cx5="http://schemas.microsoft.com/office/drawing/2016/5/11/chartex" xmlns:cx6="http://schemas.microsoft.com/office/drawing/2016/5/12/chartex" xmlns:cx7="http://schemas.microsoft.com/office/drawing/2016/5/13/chartex" xmlns:cx8="http://schemas.microsoft.com/office/drawing/2016/5/14/chartex" xmlns:mc="http://schemas.openxmlformats.org/markup-compatibility/2006" xmlns:aink="http://schemas.microsoft.com/office/drawing/2016/ink" xmlns:am3d="http://schemas.microsoft.com/office/drawing/2017/model3d" xmlns:o="urn:schemas-microsoft-com:office:office" xmlns:oel="http://schemas.microsoft.com/office/2019/extlst" xmlns:r="http://schemas.openxmlformats.org/officeDocument/2006/relationships" xmlns:m="http://schemas.openxmlformats.org/officeDocument/2006/math" xmlns:v="urn:schemas-microsoft-com:vml" xmlns:wp14="http://schemas.microsoft.com/office/word/2010/wordprocessingDrawing" xmlns:wp="http://schemas.openxmlformats.org/drawingml/2006/wordprocessingDrawing" xmlns:w10="urn:schemas-microsoft-com:office:word" xmlns:w="http://schemas.openxmlformats.org/wordprocessingml/2006/main" xmlns:w14="http://schemas.microsoft.com/office/word/2010/wordml" xmlns:w15="http://schemas.microsoft.com/office/word/2012/wordml" xmlns:w16cex="http://schemas.microsoft.com/office/word/2018/wordml/cex" xmlns:w16cid="http://schemas.microsoft.com/office/word/2016/wordml/cid" xmlns:w16="http://schemas.microsoft.com/office/word/2018/wordml" xmlns:w16sdtdh="http://schemas.microsoft.com/office/word/2020/wordml/sdtdatahash" xmlns:w16se="http://schemas.microsoft.com/office/word/2015/wordml/symex" xmlns:wpg="http://schemas.microsoft.com/office/word/2010/wordprocessingGroup" xmlns:wpi="http://schemas.microsoft.com/office/word/2010/wordprocessingInk" xmlns:wne="http://schemas.microsoft.com/office/word/2006/wordml" xmlns:wps="http://schemas.microsoft.com/office/word/2010/wordprocessingShape" mc:Ignorable="w14 w15 w16se w16cid w16 w16cex w16sdtdh wp14">
   <w:p>
     <w:pPr>
       <w:pStyle w:val="Zhlav"/>
@@ -1514,7 +1520,7 @@
 </file>
 
 <file path=word/header2.xml><?xml version="1.0" encoding="utf-8"?>
-<w:hdr xmlns:wpc="http://schemas.microsoft.com/office/word/2010/wordprocessingCanvas" xmlns:cx="http://schemas.microsoft.com/office/drawing/2014/chartex" xmlns:cx1="http://schemas.microsoft.com/office/drawing/2015/9/8/chartex" xmlns:cx2="http://schemas.microsoft.com/office/drawing/2015/10/21/chartex" xmlns:cx3="http://schemas.microsoft.com/office/drawing/2016/5/9/chartex" xmlns:cx4="http://schemas.microsoft.com/office/drawing/2016/5/10/chartex" xmlns:cx5="http://schemas.microsoft.com/office/drawing/2016/5/11/chartex" xmlns:cx6="http://schemas.microsoft.com/office/drawing/2016/5/12/chartex" xmlns:cx7="http://schemas.microsoft.com/office/drawing/2016/5/13/chartex" xmlns:cx8="http://schemas.microsoft.com/office/drawing/2016/5/14/chartex" xmlns:mc="http://schemas.openxmlformats.org/markup-compatibility/2006" xmlns:aink="http://schemas.microsoft.com/office/drawing/2016/ink" xmlns:am3d="http://schemas.microsoft.com/office/drawing/2017/model3d" xmlns:o="urn:schemas-microsoft-com:office:office" xmlns:oel="http://schemas.microsoft.com/office/2019/extlst" xmlns:r="http://schemas.openxmlformats.org/officeDocument/2006/relationships" xmlns:m="http://schemas.openxmlformats.org/officeDocument/2006/math" xmlns:v="urn:schemas-microsoft-com:vml" xmlns:wp14="http://schemas.microsoft.com/office/word/2010/wordprocessingDrawing" xmlns:wp="http://schemas.openxmlformats.org/drawingml/2006/wordprocessingDrawing" xmlns:w10="urn:schemas-microsoft-com:office:word" xmlns:w="http://schemas.openxmlformats.org/wordprocessingml/2006/main" xmlns:w14="http://schemas.microsoft.com/office/word/2010/wordml" xmlns:w15="http://schemas.microsoft.com/office/word/2012/wordml" xmlns:w16cex="http://schemas.microsoft.com/office/word/2018/wordml/cex" xmlns:w16cid="http://schemas.microsoft.com/office/word/2016/wordml/cid" xmlns:w16="http://schemas.microsoft.com/office/word/2018/wordml" xmlns:w16du="http://schemas.microsoft.com/office/word/2023/wordml/word16du" xmlns:w16sdtdh="http://schemas.microsoft.com/office/word/2020/wordml/sdtdatahash" xmlns:w16sdtfl="http://schemas.microsoft.com/office/word/2024/wordml/sdtformatlock" xmlns:w16se="http://schemas.microsoft.com/office/word/2015/wordml/symex" xmlns:wpg="http://schemas.microsoft.com/office/word/2010/wordprocessingGroup" xmlns:wpi="http://schemas.microsoft.com/office/word/2010/wordprocessingInk" xmlns:wne="http://schemas.microsoft.com/office/word/2006/wordml" xmlns:wps="http://schemas.microsoft.com/office/word/2010/wordprocessingShape" mc:Ignorable="w14 w15 w16se w16cid w16 w16cex w16sdtdh w16sdtfl w16du wp14">
+<w:hdr xmlns:wpc="http://schemas.microsoft.com/office/word/2010/wordprocessingCanvas" xmlns:cx="http://schemas.microsoft.com/office/drawing/2014/chartex" xmlns:cx1="http://schemas.microsoft.com/office/drawing/2015/9/8/chartex" xmlns:cx2="http://schemas.microsoft.com/office/drawing/2015/10/21/chartex" xmlns:cx3="http://schemas.microsoft.com/office/drawing/2016/5/9/chartex" xmlns:cx4="http://schemas.microsoft.com/office/drawing/2016/5/10/chartex" xmlns:cx5="http://schemas.microsoft.com/office/drawing/2016/5/11/chartex" xmlns:cx6="http://schemas.microsoft.com/office/drawing/2016/5/12/chartex" xmlns:cx7="http://schemas.microsoft.com/office/drawing/2016/5/13/chartex" xmlns:cx8="http://schemas.microsoft.com/office/drawing/2016/5/14/chartex" xmlns:mc="http://schemas.openxmlformats.org/markup-compatibility/2006" xmlns:aink="http://schemas.microsoft.com/office/drawing/2016/ink" xmlns:am3d="http://schemas.microsoft.com/office/drawing/2017/model3d" xmlns:o="urn:schemas-microsoft-com:office:office" xmlns:oel="http://schemas.microsoft.com/office/2019/extlst" xmlns:r="http://schemas.openxmlformats.org/officeDocument/2006/relationships" xmlns:m="http://schemas.openxmlformats.org/officeDocument/2006/math" xmlns:v="urn:schemas-microsoft-com:vml" xmlns:wp14="http://schemas.microsoft.com/office/word/2010/wordprocessingDrawing" xmlns:wp="http://schemas.openxmlformats.org/drawingml/2006/wordprocessingDrawing" xmlns:w10="urn:schemas-microsoft-com:office:word" xmlns:w="http://schemas.openxmlformats.org/wordprocessingml/2006/main" xmlns:w14="http://schemas.microsoft.com/office/word/2010/wordml" xmlns:w15="http://schemas.microsoft.com/office/word/2012/wordml" xmlns:w16cex="http://schemas.microsoft.com/office/word/2018/wordml/cex" xmlns:w16cid="http://schemas.microsoft.com/office/word/2016/wordml/cid" xmlns:w16="http://schemas.microsoft.com/office/word/2018/wordml" xmlns:w16sdtdh="http://schemas.microsoft.com/office/word/2020/wordml/sdtdatahash" xmlns:w16se="http://schemas.microsoft.com/office/word/2015/wordml/symex" xmlns:wpg="http://schemas.microsoft.com/office/word/2010/wordprocessingGroup" xmlns:wpi="http://schemas.microsoft.com/office/word/2010/wordprocessingInk" xmlns:wne="http://schemas.microsoft.com/office/word/2006/wordml" xmlns:wps="http://schemas.microsoft.com/office/word/2010/wordprocessingShape" mc:Ignorable="w14 w15 w16se w16cid w16 w16cex w16sdtdh wp14">
   <w:p>
     <w:pPr>
       <w:jc w:val="center"/>
@@ -1565,7 +1571,7 @@
 </file>
 
 <file path=word/header3.xml><?xml version="1.0" encoding="utf-8"?>
-<w:hdr xmlns:wpc="http://schemas.microsoft.com/office/word/2010/wordprocessingCanvas" xmlns:cx="http://schemas.microsoft.com/office/drawing/2014/chartex" xmlns:cx1="http://schemas.microsoft.com/office/drawing/2015/9/8/chartex" xmlns:cx2="http://schemas.microsoft.com/office/drawing/2015/10/21/chartex" xmlns:cx3="http://schemas.microsoft.com/office/drawing/2016/5/9/chartex" xmlns:cx4="http://schemas.microsoft.com/office/drawing/2016/5/10/chartex" xmlns:cx5="http://schemas.microsoft.com/office/drawing/2016/5/11/chartex" xmlns:cx6="http://schemas.microsoft.com/office/drawing/2016/5/12/chartex" xmlns:cx7="http://schemas.microsoft.com/office/drawing/2016/5/13/chartex" xmlns:cx8="http://schemas.microsoft.com/office/drawing/2016/5/14/chartex" xmlns:mc="http://schemas.openxmlformats.org/markup-compatibility/2006" xmlns:aink="http://schemas.microsoft.com/office/drawing/2016/ink" xmlns:am3d="http://schemas.microsoft.com/office/drawing/2017/model3d" xmlns:o="urn:schemas-microsoft-com:office:office" xmlns:oel="http://schemas.microsoft.com/office/2019/extlst" xmlns:r="http://schemas.openxmlformats.org/officeDocument/2006/relationships" xmlns:m="http://schemas.openxmlformats.org/officeDocument/2006/math" xmlns:v="urn:schemas-microsoft-com:vml" xmlns:wp14="http://schemas.microsoft.com/office/word/2010/wordprocessingDrawing" xmlns:wp="http://schemas.openxmlformats.org/drawingml/2006/wordprocessingDrawing" xmlns:w10="urn:schemas-microsoft-com:office:word" xmlns:w="http://schemas.openxmlformats.org/wordprocessingml/2006/main" xmlns:w14="http://schemas.microsoft.com/office/word/2010/wordml" xmlns:w15="http://schemas.microsoft.com/office/word/2012/wordml" xmlns:w16cex="http://schemas.microsoft.com/office/word/2018/wordml/cex" xmlns:w16cid="http://schemas.microsoft.com/office/word/2016/wordml/cid" xmlns:w16="http://schemas.microsoft.com/office/word/2018/wordml" xmlns:w16du="http://schemas.microsoft.com/office/word/2023/wordml/word16du" xmlns:w16sdtdh="http://schemas.microsoft.com/office/word/2020/wordml/sdtdatahash" xmlns:w16sdtfl="http://schemas.microsoft.com/office/word/2024/wordml/sdtformatlock" xmlns:w16se="http://schemas.microsoft.com/office/word/2015/wordml/symex" xmlns:wpg="http://schemas.microsoft.com/office/word/2010/wordprocessingGroup" xmlns:wpi="http://schemas.microsoft.com/office/word/2010/wordprocessingInk" xmlns:wne="http://schemas.microsoft.com/office/word/2006/wordml" xmlns:wps="http://schemas.microsoft.com/office/word/2010/wordprocessingShape" mc:Ignorable="w14 w15 w16se w16cid w16 w16cex w16sdtdh w16sdtfl w16du wp14">
+<w:hdr xmlns:wpc="http://schemas.microsoft.com/office/word/2010/wordprocessingCanvas" xmlns:cx="http://schemas.microsoft.com/office/drawing/2014/chartex" xmlns:cx1="http://schemas.microsoft.com/office/drawing/2015/9/8/chartex" xmlns:cx2="http://schemas.microsoft.com/office/drawing/2015/10/21/chartex" xmlns:cx3="http://schemas.microsoft.com/office/drawing/2016/5/9/chartex" xmlns:cx4="http://schemas.microsoft.com/office/drawing/2016/5/10/chartex" xmlns:cx5="http://schemas.microsoft.com/office/drawing/2016/5/11/chartex" xmlns:cx6="http://schemas.microsoft.com/office/drawing/2016/5/12/chartex" xmlns:cx7="http://schemas.microsoft.com/office/drawing/2016/5/13/chartex" xmlns:cx8="http://schemas.microsoft.com/office/drawing/2016/5/14/chartex" xmlns:mc="http://schemas.openxmlformats.org/markup-compatibility/2006" xmlns:aink="http://schemas.microsoft.com/office/drawing/2016/ink" xmlns:am3d="http://schemas.microsoft.com/office/drawing/2017/model3d" xmlns:o="urn:schemas-microsoft-com:office:office" xmlns:oel="http://schemas.microsoft.com/office/2019/extlst" xmlns:r="http://schemas.openxmlformats.org/officeDocument/2006/relationships" xmlns:m="http://schemas.openxmlformats.org/officeDocument/2006/math" xmlns:v="urn:schemas-microsoft-com:vml" xmlns:wp14="http://schemas.microsoft.com/office/word/2010/wordprocessingDrawing" xmlns:wp="http://schemas.openxmlformats.org/drawingml/2006/wordprocessingDrawing" xmlns:w10="urn:schemas-microsoft-com:office:word" xmlns:w="http://schemas.openxmlformats.org/wordprocessingml/2006/main" xmlns:w14="http://schemas.microsoft.com/office/word/2010/wordml" xmlns:w15="http://schemas.microsoft.com/office/word/2012/wordml" xmlns:w16cex="http://schemas.microsoft.com/office/word/2018/wordml/cex" xmlns:w16cid="http://schemas.microsoft.com/office/word/2016/wordml/cid" xmlns:w16="http://schemas.microsoft.com/office/word/2018/wordml" xmlns:w16sdtdh="http://schemas.microsoft.com/office/word/2020/wordml/sdtdatahash" xmlns:w16se="http://schemas.microsoft.com/office/word/2015/wordml/symex" xmlns:wpg="http://schemas.microsoft.com/office/word/2010/wordprocessingGroup" xmlns:wpi="http://schemas.microsoft.com/office/word/2010/wordprocessingInk" xmlns:wne="http://schemas.microsoft.com/office/word/2006/wordml" xmlns:wps="http://schemas.microsoft.com/office/word/2010/wordprocessingShape" mc:Ignorable="w14 w15 w16se w16cid w16 w16cex w16sdtdh wp14">
   <w:p>
     <w:pPr>
       <w:pStyle w:val="Zhlav"/>
@@ -1575,7 +1581,7 @@
 </file>
 
 <file path=word/numbering.xml><?xml version="1.0" encoding="utf-8"?>
-<w:numbering xmlns:wpc="http://schemas.microsoft.com/office/word/2010/wordprocessingCanvas" xmlns:cx="http://schemas.microsoft.com/office/drawing/2014/chartex" xmlns:cx1="http://schemas.microsoft.com/office/drawing/2015/9/8/chartex" xmlns:cx2="http://schemas.microsoft.com/office/drawing/2015/10/21/chartex" xmlns:cx3="http://schemas.microsoft.com/office/drawing/2016/5/9/chartex" xmlns:cx4="http://schemas.microsoft.com/office/drawing/2016/5/10/chartex" xmlns:cx5="http://schemas.microsoft.com/office/drawing/2016/5/11/chartex" xmlns:cx6="http://schemas.microsoft.com/office/drawing/2016/5/12/chartex" xmlns:cx7="http://schemas.microsoft.com/office/drawing/2016/5/13/chartex" xmlns:cx8="http://schemas.microsoft.com/office/drawing/2016/5/14/chartex" xmlns:mc="http://schemas.openxmlformats.org/markup-compatibility/2006" xmlns:aink="http://schemas.microsoft.com/office/drawing/2016/ink" xmlns:am3d="http://schemas.microsoft.com/office/drawing/2017/model3d" xmlns:o="urn:schemas-microsoft-com:office:office" xmlns:oel="http://schemas.microsoft.com/office/2019/extlst" xmlns:r="http://schemas.openxmlformats.org/officeDocument/2006/relationships" xmlns:m="http://schemas.openxmlformats.org/officeDocument/2006/math" xmlns:v="urn:schemas-microsoft-com:vml" xmlns:wp14="http://schemas.microsoft.com/office/word/2010/wordprocessingDrawing" xmlns:wp="http://schemas.openxmlformats.org/drawingml/2006/wordprocessingDrawing" xmlns:w10="urn:schemas-microsoft-com:office:word" xmlns:w="http://schemas.openxmlformats.org/wordprocessingml/2006/main" xmlns:w14="http://schemas.microsoft.com/office/word/2010/wordml" xmlns:w15="http://schemas.microsoft.com/office/word/2012/wordml" xmlns:w16cex="http://schemas.microsoft.com/office/word/2018/wordml/cex" xmlns:w16cid="http://schemas.microsoft.com/office/word/2016/wordml/cid" xmlns:w16="http://schemas.microsoft.com/office/word/2018/wordml" xmlns:w16du="http://schemas.microsoft.com/office/word/2023/wordml/word16du" xmlns:w16sdtdh="http://schemas.microsoft.com/office/word/2020/wordml/sdtdatahash" xmlns:w16sdtfl="http://schemas.microsoft.com/office/word/2024/wordml/sdtformatlock" xmlns:w16se="http://schemas.microsoft.com/office/word/2015/wordml/symex" xmlns:wpg="http://schemas.microsoft.com/office/word/2010/wordprocessingGroup" xmlns:wpi="http://schemas.microsoft.com/office/word/2010/wordprocessingInk" xmlns:wne="http://schemas.microsoft.com/office/word/2006/wordml" xmlns:wps="http://schemas.microsoft.com/office/word/2010/wordprocessingShape" mc:Ignorable="w14 w15 w16se w16cid w16 w16cex w16sdtdh w16sdtfl w16du wp14">
+<w:numbering xmlns:wpc="http://schemas.microsoft.com/office/word/2010/wordprocessingCanvas" xmlns:cx="http://schemas.microsoft.com/office/drawing/2014/chartex" xmlns:cx1="http://schemas.microsoft.com/office/drawing/2015/9/8/chartex" xmlns:cx2="http://schemas.microsoft.com/office/drawing/2015/10/21/chartex" xmlns:cx3="http://schemas.microsoft.com/office/drawing/2016/5/9/chartex" xmlns:cx4="http://schemas.microsoft.com/office/drawing/2016/5/10/chartex" xmlns:cx5="http://schemas.microsoft.com/office/drawing/2016/5/11/chartex" xmlns:cx6="http://schemas.microsoft.com/office/drawing/2016/5/12/chartex" xmlns:cx7="http://schemas.microsoft.com/office/drawing/2016/5/13/chartex" xmlns:cx8="http://schemas.microsoft.com/office/drawing/2016/5/14/chartex" xmlns:mc="http://schemas.openxmlformats.org/markup-compatibility/2006" xmlns:aink="http://schemas.microsoft.com/office/drawing/2016/ink" xmlns:am3d="http://schemas.microsoft.com/office/drawing/2017/model3d" xmlns:o="urn:schemas-microsoft-com:office:office" xmlns:oel="http://schemas.microsoft.com/office/2019/extlst" xmlns:r="http://schemas.openxmlformats.org/officeDocument/2006/relationships" xmlns:m="http://schemas.openxmlformats.org/officeDocument/2006/math" xmlns:v="urn:schemas-microsoft-com:vml" xmlns:wp14="http://schemas.microsoft.com/office/word/2010/wordprocessingDrawing" xmlns:wp="http://schemas.openxmlformats.org/drawingml/2006/wordprocessingDrawing" xmlns:w10="urn:schemas-microsoft-com:office:word" xmlns:w="http://schemas.openxmlformats.org/wordprocessingml/2006/main" xmlns:w14="http://schemas.microsoft.com/office/word/2010/wordml" xmlns:w15="http://schemas.microsoft.com/office/word/2012/wordml" xmlns:w16cex="http://schemas.microsoft.com/office/word/2018/wordml/cex" xmlns:w16cid="http://schemas.microsoft.com/office/word/2016/wordml/cid" xmlns:w16="http://schemas.microsoft.com/office/word/2018/wordml" xmlns:w16sdtdh="http://schemas.microsoft.com/office/word/2020/wordml/sdtdatahash" xmlns:w16se="http://schemas.microsoft.com/office/word/2015/wordml/symex" xmlns:wpg="http://schemas.microsoft.com/office/word/2010/wordprocessingGroup" xmlns:wpi="http://schemas.microsoft.com/office/word/2010/wordprocessingInk" xmlns:wne="http://schemas.microsoft.com/office/word/2006/wordml" xmlns:wps="http://schemas.microsoft.com/office/word/2010/wordprocessingShape" mc:Ignorable="w14 w15 w16se w16cid w16 w16cex w16sdtdh wp14">
   <w:abstractNum w:abstractNumId="0" w15:restartNumberingAfterBreak="0">
     <w:nsid w:val="02F52FC2"/>
     <w:multiLevelType w:val="hybridMultilevel"/>
@@ -5179,7 +5185,7 @@
 </file>
 
 <file path=word/styles.xml><?xml version="1.0" encoding="utf-8"?>
-<w:styles xmlns:mc="http://schemas.openxmlformats.org/markup-compatibility/2006" xmlns:r="http://schemas.openxmlformats.org/officeDocument/2006/relationships" xmlns:w="http://schemas.openxmlformats.org/wordprocessingml/2006/main" xmlns:w14="http://schemas.microsoft.com/office/word/2010/wordml" xmlns:w15="http://schemas.microsoft.com/office/word/2012/wordml" xmlns:w16cex="http://schemas.microsoft.com/office/word/2018/wordml/cex" xmlns:w16cid="http://schemas.microsoft.com/office/word/2016/wordml/cid" xmlns:w16="http://schemas.microsoft.com/office/word/2018/wordml" xmlns:w16du="http://schemas.microsoft.com/office/word/2023/wordml/word16du" xmlns:w16sdtdh="http://schemas.microsoft.com/office/word/2020/wordml/sdtdatahash" xmlns:w16sdtfl="http://schemas.microsoft.com/office/word/2024/wordml/sdtformatlock" xmlns:w16se="http://schemas.microsoft.com/office/word/2015/wordml/symex" mc:Ignorable="w14 w15 w16se w16cid w16 w16cex w16sdtdh w16sdtfl w16du">
+<w:styles xmlns:mc="http://schemas.openxmlformats.org/markup-compatibility/2006" xmlns:r="http://schemas.openxmlformats.org/officeDocument/2006/relationships" xmlns:w="http://schemas.openxmlformats.org/wordprocessingml/2006/main" xmlns:w14="http://schemas.microsoft.com/office/word/2010/wordml" xmlns:w15="http://schemas.microsoft.com/office/word/2012/wordml" xmlns:w16cex="http://schemas.microsoft.com/office/word/2018/wordml/cex" xmlns:w16cid="http://schemas.microsoft.com/office/word/2016/wordml/cid" xmlns:w16="http://schemas.microsoft.com/office/word/2018/wordml" xmlns:w16sdtdh="http://schemas.microsoft.com/office/word/2020/wordml/sdtdatahash" xmlns:w16se="http://schemas.microsoft.com/office/word/2015/wordml/symex" mc:Ignorable="w14 w15 w16se w16cid w16 w16cex w16sdtdh">
   <w:docDefaults>
     <w:rPrDefault>
       <w:rPr>
@@ -6327,10 +6333,6 @@
 </file>
 
 <file path=customXml/item3.xml><?xml version="1.0" encoding="utf-8"?>
-<b:Sources xmlns:b="http://schemas.openxmlformats.org/officeDocument/2006/bibliography" xmlns="http://schemas.openxmlformats.org/officeDocument/2006/bibliography" SelectedStyle="\APASixthEditionOfficeOnline.xsl" StyleName="APA" Version="6"/>
-</file>
-
-<file path=customXml/item4.xml><?xml version="1.0" encoding="utf-8"?>
 <p:properties xmlns:p="http://schemas.microsoft.com/office/2006/metadata/properties" xmlns:xsi="http://www.w3.org/2001/XMLSchema-instance" xmlns:pc="http://schemas.microsoft.com/office/infopath/2007/PartnerControls">
   <documentManagement>
     <TaxCatchAll xmlns="b94690ea-001b-4fc5-b50b-2a40f013f727" xsi:nil="true"/>
@@ -6369,14 +6371,6 @@
 </file>
 
 <file path=customXml/itemProps3.xml><?xml version="1.0" encoding="utf-8"?>
-<ds:datastoreItem xmlns:ds="http://schemas.openxmlformats.org/officeDocument/2006/customXml" ds:itemID="{77C189EA-2D73-4A1F-84D8-4FFBCE186CF1}">
-  <ds:schemaRefs>
-    <ds:schemaRef ds:uri="http://schemas.openxmlformats.org/officeDocument/2006/bibliography"/>
-  </ds:schemaRefs>
-</ds:datastoreItem>
-</file>
-
-<file path=customXml/itemProps4.xml><?xml version="1.0" encoding="utf-8"?>
 <ds:datastoreItem xmlns:ds="http://schemas.openxmlformats.org/officeDocument/2006/customXml" ds:itemID="{D80648EE-005A-451B-B132-48EBE5437BFE}">
   <ds:schemaRefs>
     <ds:schemaRef ds:uri="http://schemas.microsoft.com/office/2006/metadata/properties"/>
